--- a/data/Eva_Medoc_Traningsplan_2026.docx
+++ b/data/Eva_Medoc_Traningsplan_2026.docx
@@ -4201,7 +4201,7 @@
               <w:rPr>
                 <w:sz w:val="20"/>
               </w:rPr>
-              <w:t>PEAK lang tur — ratio 12/2.</w:t>
+              <w:t>[e2e-test — kan slettes]</w:t>
             </w:r>
           </w:p>
         </w:tc>

--- a/data/Eva_Medoc_Traningsplan_2026.docx
+++ b/data/Eva_Medoc_Traningsplan_2026.docx
@@ -4201,7 +4201,6 @@
               <w:rPr>
                 <w:sz w:val="20"/>
               </w:rPr>
-              <w:t>[e2e-test — kan slettes]</w:t>
             </w:r>
           </w:p>
         </w:tc>

--- a/data/Eva_Medoc_Traningsplan_2026.docx
+++ b/data/Eva_Medoc_Traningsplan_2026.docx
@@ -4201,6 +4201,7 @@
               <w:rPr>
                 <w:sz w:val="20"/>
               </w:rPr>
+              <w:t>PEAK lang tur — ratio 12/2.</w:t>
             </w:r>
           </w:p>
         </w:tc>

--- a/data/Eva_Medoc_Traningsplan_2026.docx
+++ b/data/Eva_Medoc_Traningsplan_2026.docx
@@ -66,7 +66,7 @@
           <w:color w:val="7A6A58"/>
           <w:sz w:val="20"/>
         </w:rPr>
-        <w:t>Genereret 2026-07-07 fra plan.json</w:t>
+        <w:t>Genereret 2026-07-09 fra plan.json</w:t>
       </w:r>
     </w:p>
     <w:p>

--- a/data/Eva_Medoc_Traningsplan_2026.docx
+++ b/data/Eva_Medoc_Traningsplan_2026.docx
@@ -66,7 +66,7 @@
           <w:color w:val="7A6A58"/>
           <w:sz w:val="20"/>
         </w:rPr>
-        <w:t>Genereret 2026-07-09 fra plan.json</w:t>
+        <w:t>Genereret 2026-07-10 fra plan.json</w:t>
       </w:r>
     </w:p>
     <w:p>

--- a/data/Eva_Medoc_Traningsplan_2026.docx
+++ b/data/Eva_Medoc_Traningsplan_2026.docx
@@ -66,7 +66,7 @@
           <w:color w:val="7A6A58"/>
           <w:sz w:val="20"/>
         </w:rPr>
-        <w:t>Genereret 2026-07-10 fra plan.json</w:t>
+        <w:t>Genereret 2026-07-11 fra plan.json</w:t>
       </w:r>
     </w:p>
     <w:p>

--- a/data/Eva_Medoc_Traningsplan_2026.docx
+++ b/data/Eva_Medoc_Traningsplan_2026.docx
@@ -66,7 +66,7 @@
           <w:color w:val="7A6A58"/>
           <w:sz w:val="20"/>
         </w:rPr>
-        <w:t>Genereret 2026-07-11 fra plan.json</w:t>
+        <w:t>Genereret 2026-07-13 fra plan.json</w:t>
       </w:r>
     </w:p>
     <w:p>

--- a/data/Eva_Medoc_Traningsplan_2026.docx
+++ b/data/Eva_Medoc_Traningsplan_2026.docx
@@ -66,7 +66,7 @@
           <w:color w:val="7A6A58"/>
           <w:sz w:val="20"/>
         </w:rPr>
-        <w:t>Genereret 2026-07-13 fra plan.json</w:t>
+        <w:t>Genereret 2026-07-16 fra plan.json</w:t>
       </w:r>
     </w:p>
     <w:p>

--- a/data/Eva_Medoc_Traningsplan_2026.docx
+++ b/data/Eva_Medoc_Traningsplan_2026.docx
@@ -66,7 +66,7 @@
           <w:color w:val="7A6A58"/>
           <w:sz w:val="20"/>
         </w:rPr>
-        <w:t>Genereret 2026-07-16 fra plan.json</w:t>
+        <w:t>Genereret 2026-07-17 fra plan.json</w:t>
       </w:r>
     </w:p>
     <w:p>

--- a/data/Eva_Medoc_Traningsplan_2026.docx
+++ b/data/Eva_Medoc_Traningsplan_2026.docx
@@ -66,7 +66,7 @@
           <w:color w:val="7A6A58"/>
           <w:sz w:val="20"/>
         </w:rPr>
-        <w:t>Genereret 2026-07-17 fra plan.json</w:t>
+        <w:t>Genereret 2026-07-19 fra plan.json</w:t>
       </w:r>
     </w:p>
     <w:p>

--- a/data/Eva_Medoc_Traningsplan_2026.docx
+++ b/data/Eva_Medoc_Traningsplan_2026.docx
@@ -66,7 +66,7 @@
           <w:color w:val="7A6A58"/>
           <w:sz w:val="20"/>
         </w:rPr>
-        <w:t>Genereret 2026-09-09 fra plan.json</w:t>
+        <w:t>Genereret 2026-09-10 fra plan.json</w:t>
       </w:r>
     </w:p>
     <w:p>

--- a/data/Eva_Medoc_Traningsplan_2026.docx
+++ b/data/Eva_Medoc_Traningsplan_2026.docx
@@ -66,7 +66,7 @@
           <w:color w:val="7A6A58"/>
           <w:sz w:val="20"/>
         </w:rPr>
-        <w:t>Genereret 2026-09-10 fra plan.json</w:t>
+        <w:t>Genereret 2026-09-11 fra plan.json</w:t>
       </w:r>
     </w:p>
     <w:p>

--- a/data/Eva_Medoc_Traningsplan_2026.docx
+++ b/data/Eva_Medoc_Traningsplan_2026.docx
@@ -66,7 +66,7 @@
           <w:color w:val="7A6A58"/>
           <w:sz w:val="20"/>
         </w:rPr>
-        <w:t>Genereret 2026-09-11 fra plan.json</w:t>
+        <w:t>Genereret 2026-09-12 fra plan.json</w:t>
       </w:r>
     </w:p>
     <w:p>
